--- a/10/tendencii-razvitiya/Вариант 21.docx
+++ b/10/tendencii-razvitiya/Вариант 21.docx
@@ -85,7 +85,27 @@
     </w:p>
     <w:p>
       <w:r>
+        <w:t>1.1. Разметка, стили и код страницы..........................3</w:t>
+      </w:r>
+    </w:p>
+    <w:p>
+      <w:r>
+        <w:t>1.2. Движок..................................................3</w:t>
+      </w:r>
+    </w:p>
+    <w:p>
+      <w:r>
         <w:t>2. Чем браузер стал сверх этого..............................4</w:t>
+      </w:r>
+    </w:p>
+    <w:p>
+      <w:r>
+        <w:t>2.1. Надстройки и расширения.................................4</w:t>
+      </w:r>
+    </w:p>
+    <w:p>
+      <w:r>
+        <w:t>2.2. Браузер как платформа...................................4</w:t>
       </w:r>
     </w:p>
     <w:p>
@@ -132,6 +152,11 @@
     <w:p/>
     <w:p>
       <w:r>
+        <w:t>1.1. Разметка, стили и код страницы</w:t>
+      </w:r>
+    </w:p>
+    <w:p>
+      <w:r>
         <w:tab/>
         <w:t>Сначала браузер узнаёт по имени сайта его адрес и запрашивает у  сервера файл разметки. Получив его, он разбирает разметку в структуру — дерево элементов, — а затем применяет к ней правила оформления  из отдельного файла  стилей.</w:t>
       </w:r>
@@ -139,6 +164,11 @@
     <w:p>
       <w:r>
         <w:t>Параллельно скачиваются изображения,  шрифты и код, который страница просит выполнить. Этот код может менять страницу  уже после её появления — так работают карты, ленты новостей и любые страницы,  которые «оживают».</w:t>
+      </w:r>
+    </w:p>
+    <w:p>
+      <w:r>
+        <w:t>1.2. Движок</w:t>
       </w:r>
     </w:p>
     <w:p>
@@ -157,12 +187,22 @@
     <w:p/>
     <w:p>
       <w:r>
+        <w:t>2.1. Надстройки и расширения</w:t>
+      </w:r>
+    </w:p>
+    <w:p>
+      <w:r>
         <w:t>Вкладки, закладки, история, менеджер паролей, синхронизация между устройствами — всё это надстройки над основной задачей, но именно они делают браузер рабочим местом.</w:t>
       </w:r>
     </w:p>
     <w:p>
       <w:r>
         <w:t>Расширения позволяют менять поведение страниц: блокировать рекламу, переводить текст, сохранять статьи. Расширение видит всё, что видит пользователь, поэтому ставить их из непроверенных источников  опасно ровно настолько же,   насколько устанавливать неизвестную программу.</w:t>
+      </w:r>
+    </w:p>
+    <w:p>
+      <w:r>
+        <w:t>2.2. Браузер как платформа</w:t>
       </w:r>
     </w:p>
     <w:p>
